--- a/assets/resumes/technical-project-management.docx
+++ b/assets/resumes/technical-project-management.docx
@@ -97,33 +97,63 @@
           <w:p>
             <w:pPr>
               <w:pStyle w:val="ResumeContact"/>
+              <w:spacing w:after="0"/>
             </w:pPr>
+            <w:r/>
+            <w:hyperlink r:id="rId17">
+              <w:r>
+                <w:rPr>
+                  <w:color w:val="245483"/>
+                  <w:u w:val="single"/>
+                  <w:sz w:val="18"/>
+                </w:rPr>
+                <w:t>2903442978@qq.com</w:t>
+              </w:r>
+            </w:hyperlink>
+            <w:r>
+              <w:rPr>
+                <w:sz w:val="18"/>
+              </w:rPr>
+              <w:t xml:space="preserve"> | </w:t>
+            </w:r>
             <w:hyperlink r:id="rId7">
               <w:r>
                 <w:rPr>
-                  <w:rStyle w:val="a4"/>
+                  <w:color w:val="245483"/>
+                  <w:u w:val="single"/>
+                  <w:sz w:val="18"/>
                 </w:rPr>
                 <w:t>chujunjie0908@gmail.com</w:t>
               </w:r>
             </w:hyperlink>
             <w:r>
-              <w:t xml:space="preserve">  |  </w:t>
+              <w:rPr>
+                <w:sz w:val="18"/>
+              </w:rPr>
+              <w:t xml:space="preserve"> | </w:t>
             </w:r>
             <w:hyperlink r:id="rId8">
               <w:r>
                 <w:rPr>
-                  <w:rStyle w:val="a4"/>
+                  <w:color w:val="245483"/>
+                  <w:u w:val="single"/>
+                  <w:sz w:val="18"/>
                 </w:rPr>
                 <w:t>GitHub</w:t>
               </w:r>
             </w:hyperlink>
             <w:r>
-              <w:t xml:space="preserve">  |  </w:t>
+              <w:rPr>
+                <w:sz w:val="18"/>
+              </w:rPr>
+              <w:t xml:space="preserve"> | </w:t>
             </w:r>
             <w:hyperlink r:id="rId9">
               <w:r>
                 <w:rPr>
-                  <w:rStyle w:val="a4"/>
+                  <w:color w:val="245483"/>
+                  <w:u w:val="single"/>
+                  <w:sz w:val="18"/>
                 </w:rPr>
                 <w:t>个人主页</w:t>
               </w:r>
@@ -304,6 +334,9 @@
         <w:pStyle w:val="ResumeBullet"/>
       </w:pPr>
       <w:r>
+        <w:rPr>
+          <w:b w:val="0"/>
+        </w:rPr>
         <w:t xml:space="preserve">参与Golden Travel客户实地调研，梳理护照/GeBIZ标书信息提取、项目截止提醒和行程规划；将前两项列为优先方向，记录敏感资料处理限制并输出实施建议。</w:t>
       </w:r>
     </w:p>
@@ -312,6 +345,9 @@
         <w:pStyle w:val="ResumeBullet"/>
       </w:pPr>
       <w:r>
+        <w:rPr>
+          <w:b w:val="0"/>
+        </w:rPr>
         <w:t xml:space="preserve">评估飞书CLI的9个模块，验证Markdown导入、多维表格及日历/任务流程；排查Scope授权和User/Bot身份问题，编写含操作步骤及限制的团队复用指南。</w:t>
       </w:r>
     </w:p>
@@ -320,6 +356,9 @@
         <w:pStyle w:val="ResumeBullet"/>
       </w:pPr>
       <w:r>
+        <w:rPr>
+          <w:b w:val="0"/>
+        </w:rPr>
         <w:t xml:space="preserve">汇总人脸连接器54项内部测试记录及耗时，标明待验证场景和改进问题，支持内部验收。</w:t>
       </w:r>
     </w:p>
@@ -353,6 +392,9 @@
         <w:pStyle w:val="ResumeBullet"/>
       </w:pPr>
       <w:r>
+        <w:rPr>
+          <w:b w:val="0"/>
+        </w:rPr>
         <w:t xml:space="preserve">对照评审标准核验预制MEP厂商申请材料，整理在办/已结案件及审核要点笔记。</w:t>
       </w:r>
     </w:p>
@@ -361,6 +403,9 @@
         <w:pStyle w:val="ResumeBullet"/>
       </w:pPr>
       <w:r>
+        <w:rPr>
+          <w:b w:val="0"/>
+        </w:rPr>
         <w:t xml:space="preserve">维护3场展会双阶段付款记录，筛选参展企业；独立完成中国区建材展会市场调研。</w:t>
       </w:r>
     </w:p>
@@ -458,6 +503,9 @@
         <w:pStyle w:val="ResumeBullet"/>
       </w:pPr>
       <w:r>
+        <w:rPr>
+          <w:b w:val="0"/>
+        </w:rPr>
         <w:t xml:space="preserve">负责需求冻结和变更控制，维护需求—实现—测试映射；发现估算偏差后组织范围调整，协调前端、数据与接口协作，降低交付范围失控风险。</w:t>
       </w:r>
     </w:p>
@@ -466,6 +514,9 @@
         <w:pStyle w:val="ResumeBullet"/>
       </w:pPr>
       <w:r>
+        <w:rPr>
+          <w:b w:val="0"/>
+        </w:rPr>
         <w:t xml:space="preserve">协调PR审核和发布清单，核查CI与需求一致性；确认团队12项自动化验收测试通过后冻结版本，并参与前端调试、API联调和部署支持。</w:t>
       </w:r>
     </w:p>
@@ -499,26 +550,27 @@
         <w:pStyle w:val="ResumeMeta"/>
       </w:pPr>
       <w:r>
-        <w:t xml:space="preserve">UI与交互负责人｜Figma / FigJam / Lean UX / GitHub Issues</w:t>
-      </w:r>
-      <w:r>
-        <w:t xml:space="preserve">｜</w:t>
+        <w:t>前端与交互负责人 / 曾任Scrum Master｜7人团队、6轮Sprint｜</w:t>
       </w:r>
       <w:hyperlink r:id="rId13">
         <w:r>
           <w:rPr>
-            <w:rStyle w:val="a4"/>
+            <w:color w:val="245483"/>
+            <w:u w:val="single"/>
+            <w:sz w:val="19"/>
           </w:rPr>
           <w:t>演示</w:t>
         </w:r>
       </w:hyperlink>
       <w:r>
-        <w:t xml:space="preserve">｜</w:t>
+        <w:t>｜</w:t>
       </w:r>
       <w:hyperlink r:id="rId14">
         <w:r>
           <w:rPr>
-            <w:rStyle w:val="a4"/>
+            <w:color w:val="245483"/>
+            <w:u w:val="single"/>
+            <w:sz w:val="19"/>
           </w:rPr>
           <w:t>代码</w:t>
         </w:r>
@@ -529,16 +581,10 @@
         <w:pStyle w:val="ResumeBullet"/>
       </w:pPr>
       <w:r>
-        <w:t xml:space="preserve">面向课堂选座及座位状态展示，参与用户研究与需求分析，独立设计</w:t>
-      </w:r>
-      <w:r>
-        <w:rPr>
-          <w:b w:val="1"/>
-        </w:rPr>
-        <w:t xml:space="preserve">16屏高保真原型</w:t>
-      </w:r>
-      <w:r>
-        <w:t xml:space="preserve">和交互规范；参与3轮可用性测试，累计60人次。</w:t>
+        <w:rPr>
+          <w:b w:val="0"/>
+        </w:rPr>
+        <w:t>负责前端并与后端结对编程，独立设计16屏高保真原型及交互规范；参与3轮可用性测试，共60人次，以GitHub Issues追踪反馈和迭代。</w:t>
       </w:r>
     </w:p>
     <w:p>
@@ -546,7 +592,10 @@
         <w:pStyle w:val="ResumeBullet"/>
       </w:pPr>
       <w:r>
-        <w:t xml:space="preserve">与后端约定数据格式及展示逻辑，以模拟数据演示座位状态、使用率和推荐座位；通过GitHub Issues记录反馈，支持原型迭代与团队协作。</w:t>
+        <w:rPr>
+          <w:b w:val="0"/>
+        </w:rPr>
+        <w:t>联调发现座位坐标原点不一致，造成选座错位；与后端结对定位并统一坐标映射，恢复正确选座；轮任Scrum Master期间协调任务与阻塞问题。</w:t>
       </w:r>
     </w:p>
     <w:p>
